--- a/Document/강성민/작업일지/강성민_작업일지_82주차.docx
+++ b/Document/강성민/작업일지/강성민_작업일지_82주차.docx
@@ -197,13 +197,7 @@
             <w:tcW w:w="7563" w:type="dxa"/>
             <w:gridSpan w:val="5"/>
           </w:tcPr>
-          <w:p>
-            <w:pPr>
-              <w:rPr>
-                <w:rFonts w:hint="eastAsia"/>
-              </w:rPr>
-            </w:pPr>
-          </w:p>
+          <w:p/>
         </w:tc>
       </w:tr>
     </w:tbl>
@@ -213,17 +207,124 @@
           <w:noProof/>
         </w:rPr>
       </w:pPr>
-    </w:p>
-    <w:p>
-      <w:pPr>
+      <w:r>
         <w:rPr>
           <w:noProof/>
         </w:rPr>
-      </w:pPr>
+        <w:drawing>
+          <wp:inline distT="0" distB="0" distL="0" distR="0" wp14:anchorId="533E4DAA" wp14:editId="0213A6F8">
+            <wp:extent cx="5724525" cy="2809875"/>
+            <wp:effectExtent l="0" t="0" r="9525" b="9525"/>
+            <wp:docPr id="798218459" name="그림 1"/>
+            <wp:cNvGraphicFramePr>
+              <a:graphicFrameLocks xmlns:a="http://schemas.openxmlformats.org/drawingml/2006/main" noChangeAspect="1"/>
+            </wp:cNvGraphicFramePr>
+            <a:graphic xmlns:a="http://schemas.openxmlformats.org/drawingml/2006/main">
+              <a:graphicData uri="http://schemas.openxmlformats.org/drawingml/2006/picture">
+                <pic:pic xmlns:pic="http://schemas.openxmlformats.org/drawingml/2006/picture">
+                  <pic:nvPicPr>
+                    <pic:cNvPr id="0" name="Picture 1"/>
+                    <pic:cNvPicPr>
+                      <a:picLocks noChangeAspect="1" noChangeArrowheads="1"/>
+                    </pic:cNvPicPr>
+                  </pic:nvPicPr>
+                  <pic:blipFill>
+                    <a:blip r:embed="rId7" cstate="print">
+                      <a:extLst>
+                        <a:ext uri="{28A0092B-C50C-407E-A947-70E740481C1C}">
+                          <a14:useLocalDpi xmlns:a14="http://schemas.microsoft.com/office/drawing/2010/main" val="0"/>
+                        </a:ext>
+                      </a:extLst>
+                    </a:blip>
+                    <a:srcRect/>
+                    <a:stretch>
+                      <a:fillRect/>
+                    </a:stretch>
+                  </pic:blipFill>
+                  <pic:spPr bwMode="auto">
+                    <a:xfrm>
+                      <a:off x="0" y="0"/>
+                      <a:ext cx="5724525" cy="2809875"/>
+                    </a:xfrm>
+                    <a:prstGeom prst="rect">
+                      <a:avLst/>
+                    </a:prstGeom>
+                    <a:noFill/>
+                    <a:ln>
+                      <a:noFill/>
+                    </a:ln>
+                  </pic:spPr>
+                </pic:pic>
+              </a:graphicData>
+            </a:graphic>
+          </wp:inline>
+        </w:drawing>
+      </w:r>
     </w:p>
     <w:p>
       <w:pPr>
         <w:rPr>
+          <w:noProof/>
+        </w:rPr>
+      </w:pPr>
+      <w:r>
+        <w:rPr>
+          <w:noProof/>
+        </w:rPr>
+        <w:drawing>
+          <wp:inline distT="0" distB="0" distL="0" distR="0" wp14:anchorId="661E78AF" wp14:editId="7909A534">
+            <wp:extent cx="5724525" cy="2809875"/>
+            <wp:effectExtent l="0" t="0" r="9525" b="9525"/>
+            <wp:docPr id="224129788" name="그림 2"/>
+            <wp:cNvGraphicFramePr>
+              <a:graphicFrameLocks xmlns:a="http://schemas.openxmlformats.org/drawingml/2006/main" noChangeAspect="1"/>
+            </wp:cNvGraphicFramePr>
+            <a:graphic xmlns:a="http://schemas.openxmlformats.org/drawingml/2006/main">
+              <a:graphicData uri="http://schemas.openxmlformats.org/drawingml/2006/picture">
+                <pic:pic xmlns:pic="http://schemas.openxmlformats.org/drawingml/2006/picture">
+                  <pic:nvPicPr>
+                    <pic:cNvPr id="0" name="Picture 2"/>
+                    <pic:cNvPicPr>
+                      <a:picLocks noChangeAspect="1" noChangeArrowheads="1"/>
+                    </pic:cNvPicPr>
+                  </pic:nvPicPr>
+                  <pic:blipFill>
+                    <a:blip r:embed="rId8" cstate="print">
+                      <a:extLst>
+                        <a:ext uri="{28A0092B-C50C-407E-A947-70E740481C1C}">
+                          <a14:useLocalDpi xmlns:a14="http://schemas.microsoft.com/office/drawing/2010/main" val="0"/>
+                        </a:ext>
+                      </a:extLst>
+                    </a:blip>
+                    <a:srcRect/>
+                    <a:stretch>
+                      <a:fillRect/>
+                    </a:stretch>
+                  </pic:blipFill>
+                  <pic:spPr bwMode="auto">
+                    <a:xfrm>
+                      <a:off x="0" y="0"/>
+                      <a:ext cx="5724525" cy="2809875"/>
+                    </a:xfrm>
+                    <a:prstGeom prst="rect">
+                      <a:avLst/>
+                    </a:prstGeom>
+                    <a:noFill/>
+                    <a:ln>
+                      <a:noFill/>
+                    </a:ln>
+                  </pic:spPr>
+                </pic:pic>
+              </a:graphicData>
+            </a:graphic>
+          </wp:inline>
+        </w:drawing>
+      </w:r>
+    </w:p>
+    <w:p>
+      <w:pPr>
+        <w:rPr>
+          <w:rFonts w:hint="eastAsia"/>
           <w:noProof/>
         </w:rPr>
       </w:pPr>
@@ -232,30 +333,8 @@
           <w:rFonts w:hint="eastAsia"/>
           <w:noProof/>
         </w:rPr>
-        <w:t>맵 오브젝트 위치 수정 및 머테리얼 수정</w:t>
+        <w:t>머테리얼 적용하고, 블루프린트 적용하면서 맵 오브젝트와 학교 구조물에 문제 생긴 부분 수정했습니다. 사운드 업로드 했습니다.</w:t>
       </w:r>
-    </w:p>
-    <w:p>
-      <w:pPr>
-        <w:rPr>
-          <w:rFonts w:hint="eastAsia"/>
-          <w:noProof/>
-        </w:rPr>
-      </w:pPr>
-      <w:r>
-        <w:rPr>
-          <w:rFonts w:hint="eastAsia"/>
-          <w:noProof/>
-        </w:rPr>
-        <w:t xml:space="preserve">사운드 업로드 </w:t>
-      </w:r>
-    </w:p>
-    <w:p>
-      <w:pPr>
-        <w:rPr>
-          <w:noProof/>
-        </w:rPr>
-      </w:pPr>
     </w:p>
     <w:tbl>
       <w:tblPr>
@@ -362,6 +441,7 @@
                 <w:b/>
                 <w:bCs/>
               </w:rPr>
+              <w:lastRenderedPageBreak/>
               <w:t>다음주차</w:t>
             </w:r>
           </w:p>
@@ -381,7 +461,7 @@
               <w:rPr>
                 <w:rFonts w:hint="eastAsia"/>
               </w:rPr>
-              <w:t>2</w:t>
+              <w:t>3</w:t>
             </w:r>
             <w:r>
               <w:rPr>
@@ -417,11 +497,6 @@
             <w:tcW w:w="2256" w:type="dxa"/>
           </w:tcPr>
           <w:p>
-            <w:pPr>
-              <w:rPr>
-                <w:rFonts w:hint="eastAsia"/>
-              </w:rPr>
-            </w:pPr>
             <w:r>
               <w:rPr>
                 <w:rFonts w:hint="eastAsia"/>
@@ -600,7 +675,7 @@
     <w:p/>
     <w:p/>
     <w:sectPr>
-      <w:headerReference w:type="default" r:id="rId7"/>
+      <w:headerReference w:type="default" r:id="rId9"/>
       <w:pgSz w:w="11906" w:h="16838"/>
       <w:pgMar w:top="1701" w:right="1440" w:bottom="1440" w:left="1440" w:header="851" w:footer="992" w:gutter="0"/>
       <w:cols w:space="425"/>
